--- a/cover.docx
+++ b/cover.docx
@@ -80,7 +80,16 @@
           <w:rFonts w:ascii="Times New Roman" w:hAnsi="Times New Roman" w:cs="Times New Roman"/>
           <w:bCs/>
         </w:rPr>
-        <w:t xml:space="preserve">  Backend</w:t>
+        <w:t xml:space="preserve">  </w:t>
+      </w:r>
+      <w:r>
+        <w:rPr>
+          <w:rFonts w:ascii="Times New Roman" w:hAnsi="Times New Roman" w:cs="Times New Roman"/>
+          <w:bCs/>
+          <w:i/>
+          <w:iCs/>
+        </w:rPr>
+        <w:t>Backend</w:t>
       </w:r>
       <w:proofErr w:type="gramEnd"/>
       <w:r>
@@ -88,7 +97,15 @@
           <w:rFonts w:ascii="Times New Roman" w:hAnsi="Times New Roman" w:cs="Times New Roman"/>
           <w:bCs/>
         </w:rPr>
-        <w:t xml:space="preserve"> Mini SIM Klinik-Modul </w:t>
+        <w:t xml:space="preserve"> Mini SIM </w:t>
+      </w:r>
+      <w:proofErr w:type="gramStart"/>
+      <w:r>
+        <w:rPr>
+          <w:rFonts w:ascii="Times New Roman" w:hAnsi="Times New Roman" w:cs="Times New Roman"/>
+          <w:bCs/>
+        </w:rPr>
+        <w:t xml:space="preserve">Klinik  </w:t>
       </w:r>
       <w:proofErr w:type="spellStart"/>
       <w:r>
@@ -96,56 +113,16 @@
           <w:rFonts w:ascii="Times New Roman" w:hAnsi="Times New Roman" w:cs="Times New Roman"/>
           <w:bCs/>
         </w:rPr>
-        <w:t>Pendaftaran</w:t>
+        <w:t>Menggunakan</w:t>
       </w:r>
       <w:proofErr w:type="spellEnd"/>
-      <w:r>
-        <w:rPr>
-          <w:rFonts w:ascii="Times New Roman" w:hAnsi="Times New Roman" w:cs="Times New Roman"/>
-          <w:bCs/>
-        </w:rPr>
-        <w:t xml:space="preserve"> </w:t>
-      </w:r>
-      <w:proofErr w:type="spellStart"/>
-      <w:r>
-        <w:rPr>
-          <w:rFonts w:ascii="Times New Roman" w:hAnsi="Times New Roman" w:cs="Times New Roman"/>
-          <w:bCs/>
-        </w:rPr>
-        <w:t>Pasien</w:t>
-      </w:r>
-      <w:proofErr w:type="spellEnd"/>
-      <w:r>
-        <w:rPr>
-          <w:rFonts w:ascii="Times New Roman" w:hAnsi="Times New Roman" w:cs="Times New Roman"/>
-          <w:bCs/>
-        </w:rPr>
-        <w:t xml:space="preserve"> </w:t>
-      </w:r>
-      <w:proofErr w:type="spellStart"/>
-      <w:proofErr w:type="gramStart"/>
-      <w:r>
-        <w:rPr>
-          <w:rFonts w:ascii="Times New Roman" w:hAnsi="Times New Roman" w:cs="Times New Roman"/>
-          <w:bCs/>
-        </w:rPr>
-        <w:t>Menggunakan</w:t>
-      </w:r>
-      <w:proofErr w:type="spellEnd"/>
-      <w:r>
-        <w:rPr>
-          <w:rFonts w:ascii="Times New Roman" w:hAnsi="Times New Roman" w:cs="Times New Roman"/>
-          <w:bCs/>
-        </w:rPr>
-        <w:t xml:space="preserve">  Express</w:t>
-      </w:r>
       <w:proofErr w:type="gramEnd"/>
       <w:r>
         <w:rPr>
           <w:rFonts w:ascii="Times New Roman" w:hAnsi="Times New Roman" w:cs="Times New Roman"/>
           <w:bCs/>
         </w:rPr>
-        <w:t xml:space="preserve"> JS</w:t>
+        <w:t xml:space="preserve">  Express JS</w:t>
       </w:r>
       <w:r>
         <w:rPr>
@@ -748,6 +725,17 @@
         </w:rPr>
         <w:br/>
       </w:r>
+    </w:p>
+    <w:p>
+      <w:pPr>
+        <w:spacing w:after="0" w:line="360" w:lineRule="auto"/>
+        <w:jc w:val="center"/>
+        <w:rPr>
+          <w:rFonts w:ascii="Times New Roman" w:hAnsi="Times New Roman" w:cs="Times New Roman"/>
+          <w:b/>
+          <w:bCs/>
+        </w:rPr>
+      </w:pPr>
     </w:p>
     <w:p>
       <w:pPr>
